--- a/data/ko/HyeonseungKang-Portfolio.docx
+++ b/data/ko/HyeonseungKang-Portfolio.docx
@@ -538,6 +538,155 @@
                 <w:rFonts w:ascii="나눔고딕" w:hAnsi="나눔고딕" w:hint="eastAsia"/>
                 <w:szCs w:val="18"/>
               </w:rPr>
+              <w:t xml:space="preserve">철강 냉간 열연 작업 간 표면 결함 탐지 시스템 구축</w:t>
+            </w:r>
+          </w:p>
+          <w:p>
+            <w:pPr>
+              <w:ind w:leftChars="400" w:left="677"/>
+              <w:rPr>
+                <w:rFonts w:ascii="나눔고딕" w:hAnsi="나눔고딕"/>
+                <w:color w:val="595959" w:themeColor="text1" w:themeTint="A6"/>
+                <w:szCs w:val="18"/>
+              </w:rPr>
+            </w:pPr>
+            <w:r>
+              <w:rPr>
+                <w:rFonts w:ascii="나눔고딕" w:hAnsi="나눔고딕" w:hint="eastAsia"/>
+                <w:color w:val="595959" w:themeColor="text1" w:themeTint="A6"/>
+                <w:szCs w:val="18"/>
+              </w:rPr>
+              <w:t xml:space="preserve">액션캠 및 Ffmpeg 스트림 캡처를 통한 실시간 연속 강판 이미지 입력 환경 구축</w:t>
+            </w:r>
+          </w:p>
+          <w:p>
+            <w:pPr>
+              <w:ind w:leftChars="400" w:left="677"/>
+              <w:rPr>
+                <w:rFonts w:ascii="나눔고딕" w:hAnsi="나눔고딕"/>
+                <w:color w:val="595959" w:themeColor="text1" w:themeTint="A6"/>
+                <w:szCs w:val="18"/>
+              </w:rPr>
+            </w:pPr>
+            <w:r>
+              <w:rPr>
+                <w:rFonts w:ascii="나눔고딕" w:hAnsi="나눔고딕" w:hint="eastAsia"/>
+                <w:color w:val="595959" w:themeColor="text1" w:themeTint="A6"/>
+                <w:szCs w:val="18"/>
+              </w:rPr>
+              <w:t xml:space="preserve">ZXING-WASM 기반 200ms 주기 GS1 DataMatrix 바코드 실시간 디코딩 및 프레임 메타데이터 추출</w:t>
+            </w:r>
+          </w:p>
+          <w:p>
+            <w:pPr>
+              <w:ind w:leftChars="400" w:left="677"/>
+              <w:rPr>
+                <w:rFonts w:ascii="나눔고딕" w:hAnsi="나눔고딕"/>
+                <w:color w:val="595959" w:themeColor="text1" w:themeTint="A6"/>
+                <w:szCs w:val="18"/>
+              </w:rPr>
+            </w:pPr>
+            <w:r>
+              <w:rPr>
+                <w:rFonts w:ascii="나눔고딕" w:hAnsi="나눔고딕" w:hint="eastAsia"/>
+                <w:color w:val="595959" w:themeColor="text1" w:themeTint="A6"/>
+                <w:szCs w:val="18"/>
+              </w:rPr>
+              <w:t xml:space="preserve">YOLOv8 및 Anomaly Detection 기반의 결함(Crack, Hole, Rust, Scratch 등) 실시간 감지 및 분류 모델 파이프라인 연동</w:t>
+            </w:r>
+          </w:p>
+          <w:p>
+            <w:pPr>
+              <w:ind w:leftChars="400" w:left="677"/>
+              <w:rPr>
+                <w:rFonts w:ascii="나눔고딕" w:hAnsi="나눔고딕"/>
+                <w:color w:val="595959" w:themeColor="text1" w:themeTint="A6"/>
+                <w:szCs w:val="18"/>
+              </w:rPr>
+            </w:pPr>
+            <w:r>
+              <w:rPr>
+                <w:rFonts w:ascii="나눔고딕" w:hAnsi="나눔고딕" w:hint="eastAsia"/>
+                <w:color w:val="595959" w:themeColor="text1" w:themeTint="A6"/>
+                <w:szCs w:val="18"/>
+              </w:rPr>
+              <w:t xml:space="preserve">결함 유형, 탐지 신뢰도, 결함 크기 기반 3단계 품질 평가(OK / NG / BAD) 판정 설계 및 적용</w:t>
+            </w:r>
+          </w:p>
+          <w:p>
+            <w:pPr>
+              <w:ind w:leftChars="400" w:left="677"/>
+              <w:rPr>
+                <w:rFonts w:ascii="나눔고딕" w:hAnsi="나눔고딕"/>
+                <w:color w:val="595959" w:themeColor="text1" w:themeTint="A6"/>
+                <w:szCs w:val="18"/>
+              </w:rPr>
+            </w:pPr>
+            <w:r>
+              <w:rPr>
+                <w:rFonts w:ascii="나눔고딕" w:hAnsi="나눔고딕" w:hint="eastAsia"/>
+                <w:color w:val="595959" w:themeColor="text1" w:themeTint="A6"/>
+                <w:szCs w:val="18"/>
+              </w:rPr>
+              <w:t xml:space="preserve">NestJS 백엔드 및 FastAPI 모델 서버 간 WebSocket/HTTP 기반 실시간 데이터·스트림 비동기 파이프라인 구축</w:t>
+            </w:r>
+          </w:p>
+          <w:p>
+            <w:pPr>
+              <w:rPr>
+                <w:rFonts w:ascii="나눔고딕" w:hAnsi="나눔고딕"/>
+                <w:color w:val="595959" w:themeColor="text1" w:themeTint="A6"/>
+                <w:szCs w:val="18"/>
+              </w:rPr>
+            </w:pPr>
+          </w:p>
+        </w:tc>
+        <w:tc>
+          <w:tcPr>
+            <w:tcW w:w="2070" w:type="dxa"/>
+          </w:tcPr>
+          <w:p>
+            <w:pPr>
+              <w:rPr>
+                <w:rFonts w:ascii="나눔고딕" w:hAnsi="나눔고딕"/>
+                <w:szCs w:val="18"/>
+              </w:rPr>
+            </w:pPr>
+            <w:r>
+              <w:rPr>
+                <w:rFonts w:ascii="나눔고딕" w:hAnsi="나눔고딕" w:hint="eastAsia"/>
+                <w:szCs w:val="18"/>
+              </w:rPr>
+              <w:t xml:space="preserve">2026. 8. – 2026. 8. </w:t>
+            </w:r>
+          </w:p>
+          <w:p>
+            <w:pPr>
+              <w:rPr>
+                <w:rFonts w:ascii="나눔고딕" w:hAnsi="나눔고딕"/>
+                <w:szCs w:val="18"/>
+              </w:rPr>
+            </w:pPr>
+          </w:p>
+        </w:tc>
+      </w:tr>
+      <w:tr>
+        <w:tc>
+          <w:tcPr>
+            <w:tcW w:w="6946" w:type="dxa"/>
+          </w:tcPr>
+          <w:p>
+            <w:pPr>
+              <w:rPr>
+                <w:rFonts w:ascii="나눔고딕" w:hAnsi="나눔고딕"/>
+                <w:szCs w:val="18"/>
+              </w:rPr>
+            </w:pPr>
+            <w:r>
+              <w:rPr>
+                <w:rFonts w:ascii="나눔고딕" w:hAnsi="나눔고딕" w:hint="eastAsia"/>
+                <w:szCs w:val="18"/>
+              </w:rPr>
               <w:t xml:space="preserve">자산거래중개장터의 시맨틱 검색 및 GIS 기반 능동형 중개 시스템 고도화 제안</w:t>
             </w:r>
           </w:p>
@@ -1315,25 +1464,25 @@
                 <w:rFonts w:ascii="나눔고딕" w:hAnsi="나눔고딕" w:hint="eastAsia"/>
                 <w:szCs w:val="18"/>
               </w:rPr>
-              <w:t xml:space="preserve">실전제조AI</w:t>
-            </w:r>
-          </w:p>
-          <w:p>
-            <w:pPr>
-              <w:ind w:leftChars="400" w:left="677"/>
-              <w:rPr>
-                <w:rFonts w:ascii="나눔고딕" w:hAnsi="나눔고딕"/>
-                <w:color w:val="595959" w:themeColor="text1" w:themeTint="A6"/>
-                <w:szCs w:val="18"/>
-              </w:rPr>
-            </w:pPr>
-            <w:r>
-              <w:rPr>
-                <w:rFonts w:ascii="나눔고딕" w:hAnsi="나눔고딕" w:hint="eastAsia"/>
-                <w:color w:val="595959" w:themeColor="text1" w:themeTint="A6"/>
-                <w:szCs w:val="18"/>
-              </w:rPr>
-              <w:t xml:space="preserve">아주대학교 AI부트캠프사업단</w:t>
+              <w:t xml:space="preserve">철강 냉간 열연 작업 간 표면 결함 탐지 시스템 구축 프로젝트</w:t>
+            </w:r>
+          </w:p>
+          <w:p>
+            <w:pPr>
+              <w:ind w:leftChars="400" w:left="677"/>
+              <w:rPr>
+                <w:rFonts w:ascii="나눔고딕" w:hAnsi="나눔고딕"/>
+                <w:color w:val="595959" w:themeColor="text1" w:themeTint="A6"/>
+                <w:szCs w:val="18"/>
+              </w:rPr>
+            </w:pPr>
+            <w:r>
+              <w:rPr>
+                <w:rFonts w:ascii="나눔고딕" w:hAnsi="나눔고딕" w:hint="eastAsia"/>
+                <w:color w:val="595959" w:themeColor="text1" w:themeTint="A6"/>
+                <w:szCs w:val="18"/>
+              </w:rPr>
+              <w:t xml:space="preserve">한국생산성본주, 아주대학교 실전제조AI 부트캠프</w:t>
             </w:r>
           </w:p>
         </w:tc>

--- a/data/ko/HyeonseungKang-Portfolio.docx
+++ b/data/ko/HyeonseungKang-Portfolio.docx
@@ -538,7 +538,7 @@
                 <w:rFonts w:ascii="나눔고딕" w:hAnsi="나눔고딕" w:hint="eastAsia"/>
                 <w:szCs w:val="18"/>
               </w:rPr>
-              <w:t xml:space="preserve">철강 냉간 열연 작업 간 표면 결함 탐지 시스템 구축</w:t>
+              <w:t xml:space="preserve">철강 열연 작업 간 표면 결함 탐지 시스템 구축</w:t>
             </w:r>
           </w:p>
           <w:p>
@@ -1057,7 +1057,7 @@
                 <w:color w:val="595959" w:themeColor="text1" w:themeTint="A6"/>
                 <w:szCs w:val="18"/>
               </w:rPr>
-              <w:t xml:space="preserve">LightGBM 및 XGBoost 기반의 트리 머신러닝 분류 모델 하이퍼파리미터 튜닝 및 적용</w:t>
+              <w:t xml:space="preserve">LightGBM 및 XGBoost 기반의 트리 머신러닝 분류 모델 하이퍼파라미터 튜닝 및 적용</w:t>
             </w:r>
           </w:p>
           <w:p>
@@ -1170,7 +1170,7 @@
                 <w:color w:val="595959" w:themeColor="text1" w:themeTint="A6"/>
                 <w:szCs w:val="18"/>
               </w:rPr>
-              <w:t xml:space="preserve">Bonjour 네트워크 자동 탐색으로 기능 별도 설정 없이 로컬 네트워크 내에서 가상 프린터가 자동으로 검색되도록 구현</w:t>
+              <w:t xml:space="preserve">Bonjour 네트워크 자동 탐색으로 별도 설정 없이 로컬 네트워크 내에서 가상 프린터가 자동으로 검색되도록 구현</w:t>
             </w:r>
           </w:p>
           <w:p>
@@ -1464,25 +1464,25 @@
                 <w:rFonts w:ascii="나눔고딕" w:hAnsi="나눔고딕" w:hint="eastAsia"/>
                 <w:szCs w:val="18"/>
               </w:rPr>
-              <w:t xml:space="preserve">철강 냉간 열연 작업 간 표면 결함 탐지 시스템 구축 프로젝트</w:t>
-            </w:r>
-          </w:p>
-          <w:p>
-            <w:pPr>
-              <w:ind w:leftChars="400" w:left="677"/>
-              <w:rPr>
-                <w:rFonts w:ascii="나눔고딕" w:hAnsi="나눔고딕"/>
-                <w:color w:val="595959" w:themeColor="text1" w:themeTint="A6"/>
-                <w:szCs w:val="18"/>
-              </w:rPr>
-            </w:pPr>
-            <w:r>
-              <w:rPr>
-                <w:rFonts w:ascii="나눔고딕" w:hAnsi="나눔고딕" w:hint="eastAsia"/>
-                <w:color w:val="595959" w:themeColor="text1" w:themeTint="A6"/>
-                <w:szCs w:val="18"/>
-              </w:rPr>
-              <w:t xml:space="preserve">한국생산성본주, 아주대학교 실전제조AI 부트캠프</w:t>
+              <w:t xml:space="preserve">철강 열연 작업 간 표면 결함 탐지 시스템 구축 프로젝트</w:t>
+            </w:r>
+          </w:p>
+          <w:p>
+            <w:pPr>
+              <w:ind w:leftChars="400" w:left="677"/>
+              <w:rPr>
+                <w:rFonts w:ascii="나눔고딕" w:hAnsi="나눔고딕"/>
+                <w:color w:val="595959" w:themeColor="text1" w:themeTint="A6"/>
+                <w:szCs w:val="18"/>
+              </w:rPr>
+            </w:pPr>
+            <w:r>
+              <w:rPr>
+                <w:rFonts w:ascii="나눔고딕" w:hAnsi="나눔고딕" w:hint="eastAsia"/>
+                <w:color w:val="595959" w:themeColor="text1" w:themeTint="A6"/>
+                <w:szCs w:val="18"/>
+              </w:rPr>
+              <w:t xml:space="preserve">한국생산성본부, 아주대학교 실전제조AI 부트캠프</w:t>
             </w:r>
           </w:p>
         </w:tc>
